--- a/docs/NLB-OKR_Dokumentation.docx
+++ b/docs/NLB-OKR_Dokumentation.docx
@@ -6880,7 +6880,7 @@
                 <w:sz w:val="19"/>
                 <w:lang w:val="de-DE"/>
               </w:rPr>
-              <w:t xml:space="preserve">NOT/DTN (Mesencephalon) der Seite, zu der die schwächere langsame Phase zeigt (Tierstudie); frontales Augenfeld (BA8/6) / hinterer Temporallappen (BA7, BA39/40); Hirnhälfte</w:t>
+              <w:t xml:space="preserve">NOT/DTN (Mesencephalon) der Seite, zu der die schwächere langsame Phase zeigt (Tierstudie); frontales Augenfeld (BA8/6) / hinterer Scheitellappen (BA7, BA39/40); Hirnhälfte</w:t>
             </w:r>
           </w:p>
         </w:tc>
